--- a/Labs/L10/report.docx
+++ b/Labs/L10/report.docx
@@ -6,6 +6,33 @@
       <w:pPr>
         <w:spacing w:after="0" w:line="360" w:lineRule="auto"/>
         <w:ind w:firstLine="709"/>
+        <w:jc w:val="right"/>
+        <w:outlineLvl w:val="0"/>
+        <w:rPr>
+          <w:rFonts w:ascii="Times New Roman" w:eastAsia="Times New Roman" w:hAnsi="Times New Roman" w:cs="Times New Roman"/>
+          <w:kern w:val="36"/>
+          <w:sz w:val="28"/>
+          <w:szCs w:val="28"/>
+          <w:lang w:eastAsia="ru-RU"/>
+          <w14:ligatures w14:val="none"/>
+        </w:rPr>
+      </w:pPr>
+      <w:r>
+        <w:rPr>
+          <w:rFonts w:ascii="Times New Roman" w:eastAsia="Times New Roman" w:hAnsi="Times New Roman" w:cs="Times New Roman"/>
+          <w:kern w:val="36"/>
+          <w:sz w:val="28"/>
+          <w:szCs w:val="28"/>
+          <w:lang w:eastAsia="ru-RU"/>
+          <w14:ligatures w14:val="none"/>
+        </w:rPr>
+        <w:t>Кременчук Данил, группа ПР23/1</w:t>
+      </w:r>
+    </w:p>
+    <w:p>
+      <w:pPr>
+        <w:spacing w:after="0" w:line="360" w:lineRule="auto"/>
+        <w:ind w:firstLine="709"/>
         <w:jc w:val="center"/>
         <w:outlineLvl w:val="0"/>
         <w:rPr>
@@ -84,6 +111,7 @@
         </w:rPr>
         <w:t>Цель работы</w:t>
       </w:r>
+      <w:proofErr w:type="gramStart"/>
       <w:r>
         <w:rPr>
           <w:rFonts w:ascii="Times New Roman" w:eastAsia="Times New Roman" w:hAnsi="Times New Roman" w:cs="Times New Roman"/>
@@ -104,7 +132,19 @@
           <w:lang w:eastAsia="ru-RU"/>
           <w14:ligatures w14:val="none"/>
         </w:rPr>
-        <w:t>Освоить методики инспекции кода модулей проекта для выявления ошибок и недочётов, а также научиться составлять тест-кейсы для проверки функциональности и качества программного обеспечения.</w:t>
+        <w:t>Освоить</w:t>
+      </w:r>
+      <w:proofErr w:type="gramEnd"/>
+      <w:r>
+        <w:rPr>
+          <w:rFonts w:ascii="Times New Roman" w:eastAsia="Times New Roman" w:hAnsi="Times New Roman" w:cs="Times New Roman"/>
+          <w:kern w:val="0"/>
+          <w:sz w:val="28"/>
+          <w:szCs w:val="28"/>
+          <w:lang w:eastAsia="ru-RU"/>
+          <w14:ligatures w14:val="none"/>
+        </w:rPr>
+        <w:t xml:space="preserve"> методики инспекции кода модулей проекта для выявления ошибок и недочётов, а также научиться составлять тест-кейсы для проверки функциональности и качества программного обеспечения.</w:t>
       </w:r>
     </w:p>
     <w:p>
@@ -157,7 +197,31 @@
           <w:lang w:eastAsia="ru-RU"/>
           <w14:ligatures w14:val="none"/>
         </w:rPr>
-        <w:t>В ходе выполнения лабораторной работы было разработано приложение «Поле чудес» с графическим интерфейсом на платформе Windows Forms с использованием языка программирования C# и .NET Framework 4.7.2.</w:t>
+        <w:t xml:space="preserve">В ходе выполнения лабораторной работы было разработано приложение «Поле чудес» с графическим интерфейсом на платформе Windows </w:t>
+      </w:r>
+      <w:proofErr w:type="spellStart"/>
+      <w:r>
+        <w:rPr>
+          <w:rFonts w:ascii="Times New Roman" w:eastAsia="Times New Roman" w:hAnsi="Times New Roman" w:cs="Times New Roman"/>
+          <w:kern w:val="0"/>
+          <w:sz w:val="28"/>
+          <w:szCs w:val="28"/>
+          <w:lang w:eastAsia="ru-RU"/>
+          <w14:ligatures w14:val="none"/>
+        </w:rPr>
+        <w:t>Forms</w:t>
+      </w:r>
+      <w:proofErr w:type="spellEnd"/>
+      <w:r>
+        <w:rPr>
+          <w:rFonts w:ascii="Times New Roman" w:eastAsia="Times New Roman" w:hAnsi="Times New Roman" w:cs="Times New Roman"/>
+          <w:kern w:val="0"/>
+          <w:sz w:val="28"/>
+          <w:szCs w:val="28"/>
+          <w:lang w:eastAsia="ru-RU"/>
+          <w14:ligatures w14:val="none"/>
+        </w:rPr>
+        <w:t xml:space="preserve"> с использованием языка программирования C# и .NET Framework 4.7.2.</w:t>
       </w:r>
     </w:p>
     <w:p>
@@ -271,7 +335,31 @@
           <w14:ligatures w14:val="none"/>
         </w:rPr>
         <w:br/>
-        <w:t>Создана таблица Words, содержащая набор простых слов (например: дом, сад, кот, лес и др.).</w:t>
+        <w:t xml:space="preserve">Создана таблица </w:t>
+      </w:r>
+      <w:proofErr w:type="spellStart"/>
+      <w:r>
+        <w:rPr>
+          <w:rFonts w:ascii="Times New Roman" w:eastAsia="Times New Roman" w:hAnsi="Times New Roman" w:cs="Times New Roman"/>
+          <w:kern w:val="0"/>
+          <w:sz w:val="28"/>
+          <w:szCs w:val="28"/>
+          <w:lang w:eastAsia="ru-RU"/>
+          <w14:ligatures w14:val="none"/>
+        </w:rPr>
+        <w:t>Words</w:t>
+      </w:r>
+      <w:proofErr w:type="spellEnd"/>
+      <w:r>
+        <w:rPr>
+          <w:rFonts w:ascii="Times New Roman" w:eastAsia="Times New Roman" w:hAnsi="Times New Roman" w:cs="Times New Roman"/>
+          <w:kern w:val="0"/>
+          <w:sz w:val="28"/>
+          <w:szCs w:val="28"/>
+          <w:lang w:eastAsia="ru-RU"/>
+          <w14:ligatures w14:val="none"/>
+        </w:rPr>
+        <w:t>, содержащая набор простых слов (например: дом, сад, кот, лес и др.).</w:t>
       </w:r>
     </w:p>
     <w:p>
@@ -541,7 +629,31 @@
           <w:lang w:eastAsia="ru-RU"/>
           <w14:ligatures w14:val="none"/>
         </w:rPr>
-        <w:t>собирает слово в текстовом поле (TextBox);</w:t>
+        <w:t>собирает слово в текстовом поле (</w:t>
+      </w:r>
+      <w:proofErr w:type="spellStart"/>
+      <w:r>
+        <w:rPr>
+          <w:rFonts w:ascii="Times New Roman" w:eastAsia="Times New Roman" w:hAnsi="Times New Roman" w:cs="Times New Roman"/>
+          <w:kern w:val="0"/>
+          <w:sz w:val="28"/>
+          <w:szCs w:val="28"/>
+          <w:lang w:eastAsia="ru-RU"/>
+          <w14:ligatures w14:val="none"/>
+        </w:rPr>
+        <w:t>TextBox</w:t>
+      </w:r>
+      <w:proofErr w:type="spellEnd"/>
+      <w:r>
+        <w:rPr>
+          <w:rFonts w:ascii="Times New Roman" w:eastAsia="Times New Roman" w:hAnsi="Times New Roman" w:cs="Times New Roman"/>
+          <w:kern w:val="0"/>
+          <w:sz w:val="28"/>
+          <w:szCs w:val="28"/>
+          <w:lang w:eastAsia="ru-RU"/>
+          <w14:ligatures w14:val="none"/>
+        </w:rPr>
+        <w:t>);</w:t>
       </w:r>
     </w:p>
     <w:p>
@@ -637,7 +749,6 @@
           <w:lang w:eastAsia="ru-RU"/>
           <w14:ligatures w14:val="none"/>
         </w:rPr>
-        <w:lastRenderedPageBreak/>
         <w:t>4. Управление игрой</w:t>
       </w:r>
     </w:p>
@@ -1049,6 +1160,8 @@
           <w14:ligatures w14:val="none"/>
         </w:rPr>
       </w:pPr>
+      <w:proofErr w:type="spellStart"/>
+      <w:proofErr w:type="gramStart"/>
       <w:r>
         <w:rPr>
           <w:rFonts w:ascii="Courier New" w:eastAsia="Times New Roman" w:hAnsi="Courier New" w:cs="Courier New"/>
@@ -1058,7 +1171,55 @@
           <w:lang w:eastAsia="ru-RU"/>
           <w14:ligatures w14:val="none"/>
         </w:rPr>
-        <w:t>OrderBy(x =&gt; Guid.NewGuid())</w:t>
+        <w:t>OrderBy</w:t>
+      </w:r>
+      <w:proofErr w:type="spellEnd"/>
+      <w:r>
+        <w:rPr>
+          <w:rFonts w:ascii="Courier New" w:eastAsia="Times New Roman" w:hAnsi="Courier New" w:cs="Courier New"/>
+          <w:kern w:val="0"/>
+          <w:sz w:val="28"/>
+          <w:szCs w:val="28"/>
+          <w:lang w:eastAsia="ru-RU"/>
+          <w14:ligatures w14:val="none"/>
+        </w:rPr>
+        <w:t>(</w:t>
+      </w:r>
+      <w:proofErr w:type="gramEnd"/>
+      <w:r>
+        <w:rPr>
+          <w:rFonts w:ascii="Courier New" w:eastAsia="Times New Roman" w:hAnsi="Courier New" w:cs="Courier New"/>
+          <w:kern w:val="0"/>
+          <w:sz w:val="28"/>
+          <w:szCs w:val="28"/>
+          <w:lang w:eastAsia="ru-RU"/>
+          <w14:ligatures w14:val="none"/>
+        </w:rPr>
+        <w:t xml:space="preserve">x =&gt; </w:t>
+      </w:r>
+      <w:proofErr w:type="spellStart"/>
+      <w:r>
+        <w:rPr>
+          <w:rFonts w:ascii="Courier New" w:eastAsia="Times New Roman" w:hAnsi="Courier New" w:cs="Courier New"/>
+          <w:kern w:val="0"/>
+          <w:sz w:val="28"/>
+          <w:szCs w:val="28"/>
+          <w:lang w:eastAsia="ru-RU"/>
+          <w14:ligatures w14:val="none"/>
+        </w:rPr>
+        <w:t>Guid.NewGuid</w:t>
+      </w:r>
+      <w:proofErr w:type="spellEnd"/>
+      <w:r>
+        <w:rPr>
+          <w:rFonts w:ascii="Courier New" w:eastAsia="Times New Roman" w:hAnsi="Courier New" w:cs="Courier New"/>
+          <w:kern w:val="0"/>
+          <w:sz w:val="28"/>
+          <w:szCs w:val="28"/>
+          <w:lang w:eastAsia="ru-RU"/>
+          <w14:ligatures w14:val="none"/>
+        </w:rPr>
+        <w:t>())</w:t>
       </w:r>
     </w:p>
     <w:p>
@@ -1109,7 +1270,31 @@
           <w:lang w:eastAsia="ru-RU"/>
           <w14:ligatures w14:val="none"/>
         </w:rPr>
-        <w:t>Используется структура данных Stack, в которую сохраняются нажатые кнопки.</w:t>
+        <w:t xml:space="preserve">Используется структура данных </w:t>
+      </w:r>
+      <w:proofErr w:type="spellStart"/>
+      <w:r>
+        <w:rPr>
+          <w:rFonts w:ascii="Times New Roman" w:eastAsia="Times New Roman" w:hAnsi="Times New Roman" w:cs="Times New Roman"/>
+          <w:kern w:val="0"/>
+          <w:sz w:val="28"/>
+          <w:szCs w:val="28"/>
+          <w:lang w:eastAsia="ru-RU"/>
+          <w14:ligatures w14:val="none"/>
+        </w:rPr>
+        <w:t>Stack</w:t>
+      </w:r>
+      <w:proofErr w:type="spellEnd"/>
+      <w:r>
+        <w:rPr>
+          <w:rFonts w:ascii="Times New Roman" w:eastAsia="Times New Roman" w:hAnsi="Times New Roman" w:cs="Times New Roman"/>
+          <w:kern w:val="0"/>
+          <w:sz w:val="28"/>
+          <w:szCs w:val="28"/>
+          <w:lang w:eastAsia="ru-RU"/>
+          <w14:ligatures w14:val="none"/>
+        </w:rPr>
+        <w:t>, в которую сохраняются нажатые кнопки.</w:t>
       </w:r>
       <w:r>
         <w:rPr>
@@ -1350,6 +1535,7 @@
         <w:lastRenderedPageBreak/>
         <w:t xml:space="preserve">Используется генерация случайного порядка элементов с помощью метода </w:t>
       </w:r>
+      <w:proofErr w:type="spellStart"/>
       <w:r>
         <w:rPr>
           <w:rFonts w:ascii="Courier New" w:eastAsia="Times New Roman" w:hAnsi="Courier New" w:cs="Courier New"/>
@@ -1361,6 +1547,7 @@
         </w:rPr>
         <w:t>OrderBy</w:t>
       </w:r>
+      <w:proofErr w:type="spellEnd"/>
       <w:r>
         <w:rPr>
           <w:rFonts w:ascii="Times New Roman" w:eastAsia="Times New Roman" w:hAnsi="Times New Roman" w:cs="Times New Roman"/>
@@ -1372,6 +1559,7 @@
         </w:rPr>
         <w:t xml:space="preserve"> и </w:t>
       </w:r>
+      <w:proofErr w:type="spellStart"/>
       <w:r>
         <w:rPr>
           <w:rFonts w:ascii="Courier New" w:eastAsia="Times New Roman" w:hAnsi="Courier New" w:cs="Courier New"/>
@@ -1381,7 +1569,19 @@
           <w:lang w:eastAsia="ru-RU"/>
           <w14:ligatures w14:val="none"/>
         </w:rPr>
-        <w:t>Guid.NewGuid()</w:t>
+        <w:t>Guid.NewGuid</w:t>
+      </w:r>
+      <w:proofErr w:type="spellEnd"/>
+      <w:r>
+        <w:rPr>
+          <w:rFonts w:ascii="Courier New" w:eastAsia="Times New Roman" w:hAnsi="Courier New" w:cs="Courier New"/>
+          <w:kern w:val="0"/>
+          <w:sz w:val="28"/>
+          <w:szCs w:val="28"/>
+          <w:lang w:eastAsia="ru-RU"/>
+          <w14:ligatures w14:val="none"/>
+        </w:rPr>
+        <w:t>()</w:t>
       </w:r>
       <w:r>
         <w:rPr>
@@ -1443,7 +1643,31 @@
           <w:lang w:eastAsia="ru-RU"/>
           <w14:ligatures w14:val="none"/>
         </w:rPr>
-        <w:t>Обработка реализована через обработчики событий (Click), которые вызываются при взаимодействии пользователя с элементами интерфейса.</w:t>
+        <w:t xml:space="preserve">Обработка реализована </w:t>
+      </w:r>
+      <w:proofErr w:type="gramStart"/>
+      <w:r>
+        <w:rPr>
+          <w:rFonts w:ascii="Times New Roman" w:eastAsia="Times New Roman" w:hAnsi="Times New Roman" w:cs="Times New Roman"/>
+          <w:kern w:val="0"/>
+          <w:sz w:val="28"/>
+          <w:szCs w:val="28"/>
+          <w:lang w:eastAsia="ru-RU"/>
+          <w14:ligatures w14:val="none"/>
+        </w:rPr>
+        <w:t>через обработчики</w:t>
+      </w:r>
+      <w:proofErr w:type="gramEnd"/>
+      <w:r>
+        <w:rPr>
+          <w:rFonts w:ascii="Times New Roman" w:eastAsia="Times New Roman" w:hAnsi="Times New Roman" w:cs="Times New Roman"/>
+          <w:kern w:val="0"/>
+          <w:sz w:val="28"/>
+          <w:szCs w:val="28"/>
+          <w:lang w:eastAsia="ru-RU"/>
+          <w14:ligatures w14:val="none"/>
+        </w:rPr>
+        <w:t xml:space="preserve"> событий (Click), которые вызываются при взаимодействии пользователя с элементами интерфейса.</w:t>
       </w:r>
     </w:p>
     <w:p>
@@ -1629,7 +1853,31 @@
           <w:lang w:eastAsia="ru-RU"/>
           <w14:ligatures w14:val="none"/>
         </w:rPr>
-        <w:t>Используется стек (Stack), в котором хранятся действия пользователя. При отмене извлекается последнее действие и отменяется.</w:t>
+        <w:t>Используется стек (</w:t>
+      </w:r>
+      <w:proofErr w:type="spellStart"/>
+      <w:r>
+        <w:rPr>
+          <w:rFonts w:ascii="Times New Roman" w:eastAsia="Times New Roman" w:hAnsi="Times New Roman" w:cs="Times New Roman"/>
+          <w:kern w:val="0"/>
+          <w:sz w:val="28"/>
+          <w:szCs w:val="28"/>
+          <w:lang w:eastAsia="ru-RU"/>
+          <w14:ligatures w14:val="none"/>
+        </w:rPr>
+        <w:t>Stack</w:t>
+      </w:r>
+      <w:proofErr w:type="spellEnd"/>
+      <w:r>
+        <w:rPr>
+          <w:rFonts w:ascii="Times New Roman" w:eastAsia="Times New Roman" w:hAnsi="Times New Roman" w:cs="Times New Roman"/>
+          <w:kern w:val="0"/>
+          <w:sz w:val="28"/>
+          <w:szCs w:val="28"/>
+          <w:lang w:eastAsia="ru-RU"/>
+          <w14:ligatures w14:val="none"/>
+        </w:rPr>
+        <w:t>), в котором хранятся действия пользователя. При отмене извлекается последнее действие и отменяется.</w:t>
       </w:r>
     </w:p>
     <w:p>
@@ -1657,6 +1905,7 @@
         </w:rPr>
         <w:t>Вывод</w:t>
       </w:r>
+      <w:proofErr w:type="gramStart"/>
       <w:r>
         <w:rPr>
           <w:rFonts w:ascii="Times New Roman" w:eastAsia="Times New Roman" w:hAnsi="Times New Roman" w:cs="Times New Roman"/>
@@ -1677,7 +1926,19 @@
           <w:lang w:eastAsia="ru-RU"/>
           <w14:ligatures w14:val="none"/>
         </w:rPr>
-        <w:t>В ходе выполнения лабораторной работы было разработано приложение с графическим интерфейсом, реализующее игровую логику. Были изучены методы инспекции кода, работа с базами данных, обработка событий и принципы объектно-ориентированного программирования.</w:t>
+        <w:t>В ходе</w:t>
+      </w:r>
+      <w:proofErr w:type="gramEnd"/>
+      <w:r>
+        <w:rPr>
+          <w:rFonts w:ascii="Times New Roman" w:eastAsia="Times New Roman" w:hAnsi="Times New Roman" w:cs="Times New Roman"/>
+          <w:kern w:val="0"/>
+          <w:sz w:val="28"/>
+          <w:szCs w:val="28"/>
+          <w:lang w:eastAsia="ru-RU"/>
+          <w14:ligatures w14:val="none"/>
+        </w:rPr>
+        <w:t xml:space="preserve"> выполнения лабораторной работы было разработано приложение с графическим интерфейсом, реализующее игровую логику. Были изучены методы инспекции кода, работа с базами данных, обработка событий и принципы объектно-ориентированного программирования.</w:t>
       </w:r>
     </w:p>
     <w:p>
@@ -4146,7 +4407,6 @@
   <w:style w:type="character" w:default="1" w:styleId="a0">
     <w:name w:val="Default Paragraph Font"/>
     <w:uiPriority w:val="1"/>
-    <w:semiHidden/>
     <w:unhideWhenUsed/>
   </w:style>
   <w:style w:type="table" w:default="1" w:styleId="a1">
